--- a/REVISI_HAL15_ATHLUSH_1_3.docx
+++ b/REVISI_HAL15_ATHLUSH_1_3.docx
@@ -146,7 +146,7 @@
           <w:color w:val="1A237E"/>
           <w:sz w:val="18"/>
         </w:rPr>
-        <w:t>Fā’idatun li-thardi ‘Athlūshin mufsidil-a‘mālir-rūḥāniyyah</w:t>
+        <w:t>Fā’idatun li-thardi ‘Athlūsyin mufsidil-a‘mālir-rūḥāniyyah</w:t>
       </w:r>
     </w:p>
     <w:p>
@@ -159,7 +159,7 @@
           <w:color w:val="1A237E"/>
           <w:sz w:val="18"/>
         </w:rPr>
-        <w:t>Ikhwatī fillāh, aḍa‘u baina aidīkum hādzihil-fā’idatan-nāfi‘ata fī daf‘il-khādimil-mufsidi lil-a‘māli wanqilābihā bishaddil-marghūbi fīhā, wa huwa khādimun ismuhu [‘Athlūshun], wal-ḥākimu ‘alaihi Abū Thārishin malikul-‘ummār.</w:t>
+        <w:t>Ikhwatī fillāh, aḍa‘u baina aidīkum hādzihil-fā’idatan-nāfi‘ata fī daf‘il-khādimil-mufsidi lil-a‘māli wanqilābihā bishaddil-marghūbi fīhā, wa huwa khādimun ismuhu [‘Athlūsyin], wal-ḥākimu ‘alaihi Abū Thārishin malikul-‘ummār.</w:t>
       </w:r>
     </w:p>
     <w:p>
@@ -185,7 +185,7 @@
           <w:color w:val="1A237E"/>
           <w:sz w:val="18"/>
         </w:rPr>
-        <w:t>(Aqsamtu ‘alaikum yā ‘Athlūshu billadzī khalaqakum wa shawwarakum fakuntum ḍarūratan li-ahlil-ḥikmati allā tufsidū lī mā ‘amiltu wa lā taqrabūnī fīmā shana‘tu wa lā tataḥarrakū biḥaqqi hādzihil-asmā’il-muḥriqati ‘alaikum: Jaljalin itsnatain, Jalnīshin itsnatain, Qahrin itsnatain, Barhatin itsnatain, Shathīshin itsnatain, Shahin itsnatain, fa-ainamā tuwallū fatsamma wajhullāhi ‘alaikum yā ‘Athlūshu ibna Aghlaghalin falā taqrabūnī wa lā bisāḥatī biḥaqqi hādzihil-asmā’i: Salhūbin, Malhūbin, Abīka, Yalīkhin, Alqamūshin, Marūshin, Harmūshin, Qarmūshin, infirū khifāfan wa tsiqālan biḥaqqi: Idzā zulzilatil-arḍu zilzālahā ... ilā ... Asytātan Asytātan Asytātan).</w:t>
+        <w:t>(Aqsamtu ‘alaikum yā ‘Athlūsyu billadzī khalaqakum wa shawwarakum fakuntum ḍarūratan li-ahlil-ḥikmati allā tufsidū lī mā ‘amiltu wa lā taqrabūnī fīmā shana‘tu wa lā tataḥarrakū biḥaqqi hādzihil-asmā’il-muḥriqati ‘alaikum: Jaljalin itsnatain, Jalnīsyin itsnatain, Qahrin itsnatain, Barhatin itsnatain, Syathīsyin itsnatain, Syahin itsnatain, fa-ainamā tuwallū fatsamma wajhullāhi ‘alaikum yā ‘Athlūsyu ibna Aghlaghalin falā taqrabūnī wa lā bisāḥatī biḥaqqi hādzihil-asmā’i: Salhūbin, Malhūbin, Abīka, Yalīkhin, Alqamūsyin, Marūsyin, Harmūsyin, Qarmūsyin, infirū khifāfan wa tsiqālan biḥaqqi: Idzā zulzilatil-arḍu zilzālahā ... ilā ... Asytātan Asytātan Asytātan).</w:t>
       </w:r>
     </w:p>
     <w:p>
@@ -221,7 +221,7 @@
           <w:color w:val="0D47A1"/>
           <w:sz w:val="18"/>
         </w:rPr>
-        <w:t>Faedah untuk mengusir ‘Athlūsh, perusak amal-amal ruhaniyyah:</w:t>
+        <w:t>Faedah untuk mengusir ‘Athlūsy, perusak amal-amal ruhaniyyah:</w:t>
         <w:br/>
         <w:br/>
       </w:r>
@@ -230,7 +230,7 @@
           <w:color w:val="0D47A1"/>
           <w:sz w:val="18"/>
         </w:rPr>
-        <w:t>“Wahai saudara-saudaraku karena Allah, aku letakkan di hadapan kalian faedah yang bermanfaat ini untuk menolak khādim perusak amal yang menyebabkan amal berbalik (inqilāb) sehingga menghalangi tercapainya hajat. Khādim tersebut namanya [‘Athlūsh], dan penguasanya adalah Abū Thārish, rajanya para ‘ummār (jin penghuni tempat).</w:t>
+        <w:t>“Wahai saudara-saudaraku karena Allah, aku letakkan di hadapan kalian faedah yang bermanfaat ini untuk menolak khādim perusak amal yang menyebabkan amal berbalik (inqilāb) sehingga menghalangi tercapainya hajat. Khādim tersebut namanya [‘Athlūsyin], dan penguasanya adalah Abū Thārish, rajanya para ‘ummār (jin penghuni tempat).</w:t>
         <w:br/>
         <w:br/>
       </w:r>
@@ -257,7 +257,7 @@
           <w:color w:val="0D47A1"/>
           <w:sz w:val="18"/>
         </w:rPr>
-        <w:t>‘Aku bersumpah kepada kalian wahai ‘Athlūsh, demi Dzat yang menciptakan kalian dan membentuk rupa kalian sehingga kalian menjadi bagian dari kebutuhan ahli ḥikmah — agar kalian tidak merusak apa yang telah aku kerjakan, tidak mendekatiku dalam apa yang aku perbuat, dan tidak bergerak sedikit pun — demi hak nama-nama pembakar atas kalian: Jaljal (2×), Jalnīsh (2×), Qahr (2×), Barhah (2×), Shathīsh (2×), Shah (2×). Maka ke mana pun kalian berpaling, di sanalah Wajah Allah mengawasi kalian — wahai ‘Athlūsh bin Aghlaghal, maka jangan dekati aku dan jangan dekati halamanku — demi hak nama-nama ini: Salhūb, Malhūb, Abīka, Yalīkh, Alqamūsh, Marūsh, Harmūsh, Qarmūsh. Berangkatlah kalian dalam keadaan ringan maupun berat (QS At-Taubah:41), demi hak: *Idzā zulzilatil-arḍu zilzālahā ... hingga ... Asytātan Asytātan Asytātan* (QS Az-Zalzalah:1-8).’</w:t>
+        <w:t>‘Aku bersumpah kepada kalian wahai ‘Athlūsy, demi Dzat yang menciptakan kalian dan membentuk rupa kalian sehingga kalian menjadi bagian dari kebutuhan ahli ḥikmah — agar kalian tidak merusak apa yang telah aku kerjakan, tidak mendekatiku dalam apa yang aku perbuat, dan tidak bergerak sedikit pun — demi hak nama-nama pembakar atas kalian: Jaljal (2×), Jalnīsy (2×), Qahr (2×), Barhah (2×), Syathīsy (2×), Syah (2×). Maka ke mana pun kalian berpaling, di sanalah Wajah Allah mengawasi kalian — wahai ‘Athlūsy bin Aghlaghal, maka jangan dekati aku dan jangan dekati halamanku — demi hak nama-nama ini: Salhūb, Malhūb, Abīka, Yalīkh, Alqamūsy, Marūsy, Harmūsy, Qarmūsy. Berangkatlah kalian dalam keadaan ringan maupun berat (QS At-Taubah:41), demi hak: *Idzā zulzilatil-arḍu zilzālahā ... hingga ... Asytātan Asytātan Asytātan* (QS Az-Zalzalah:1-8).’</w:t>
         <w:br/>
         <w:br/>
       </w:r>
@@ -290,7 +290,7 @@
           <w:i w:val="0"/>
           <w:sz w:val="17"/>
         </w:rPr>
-        <w:t>Halaman ini adalah bagian 1/2 faedah ‘Athlūsh. Pokok masalahnya adalah *inqilāb al-a‘māl* — amal ruhaniyyah yang berbalik merusak hajat karena gangguan khādim bernama ‘Athlūsh bin Aghlaghal, di bawah kekuasaan Abū Thārish malik al-‘ummār (raja jin ‘ummār/‘āmir — penghuni bangunan/empat penjuru). Penjelasan rinci: ‘Athlūsh bukan jin marabahaya yang merasuki jasad, melainkan *khādim mufsid* — parasit halus yang khusus merusak frekuensi amalan (membuat wirid tidak naik, wafaq tidak berfungsi, doa terpental). Penguasa Abū Thārish adalah raja ‘ummār yang netral — dengan menyebut namanya, praktisi meminta izin hierarkis agar ‘Athlūsh dilepaskan dari tugas merusak. Media *shamgh* (jelaga bulu domba) dipilih karena tinta ini bersifat *bārid yābis* (dingin-kering) yang menetralisir sifat panas-lembab jin ‘Athlūsh; *quzburah* (ketumbar/biji ketumbar kering) adalah bukhūr penolak ‘ummār yang dibenci mereka karena aromanya menusuk namun tidak menyengat manusia. *Ishrāf al-‘ummār* wajib didahulukan — memindahkan ‘ummār baik agar tidak terkena dampak pengusiran ‘Athlūsh (adab Qādiriyyah: jangan mengusir tetangga ghaib yang baik saat mengusir parasit). Azimah terdiri dari tiga lapis: (1) Qasam pencipta — *billadzī khalaqakum wa shawwarakum* — mengingatkan asal kejadian jin, (2) Enam nama muḥriqah masing-masing 2× (Jaljal, Jalnīsh, Qahr, Barhah, Shathīsh, Shah) — adalah *asmā’ qahriyyah* yang membakar, diulang 2× untuk penekanan (*ta’kīd*), (3) Ayat *fa-ainamā tuwallū fatsamma wajhullāh* (QS</w:t>
+        <w:t>Halaman ini adalah bagian 1/2 faedah ‘Athlūsy. Pokok masalahnya adalah *inqilāb al-a‘māl* — amal ruhaniyyah yang berbalik merusak hajat karena gangguan khādim bernama ‘Athlūsy bin Aghlaghal, di bawah kekuasaan Abū Thārish malik al-‘ummār (raja jin ‘ummār/‘āmir — penghuni bangunan/empat penjuru). Penjelasan rinci: ‘Athlūsy bukan jin marabahaya yang merasuki jasad, melainkan *khādim mufsid* — parasit halus yang khusus merusak frekuensi amalan (membuat wirid tidak naik, wafaq tidak berfungsi, doa terpental). Penguasa Abū Thārish adalah raja ‘ummār yang netral — dengan menyebut namanya, praktisi meminta izin hierarkis agar ‘Athlūsy dilepaskan dari tugas merusak. Media *shamgh* (jelaga bulu domba) dipilih karena tinta ini bersifat *bārid yābis* (dingin-kering) yang menetralisir sifat panas-lembab jin ‘Athlūsy; *quzburah* (ketumbar/biji ketumbar kering) adalah bukhūr penolak ‘ummār yang dibenci mereka karena aromanya menusuk namun tidak menyengat manusia. *Ishrāf al-‘ummār* wajib didahulukan — memindahkan ‘ummār baik agar tidak terkena dampak pengusiran ‘Athlūsy (adab Qādiriyyah: jangan mengusir tetangga ghaib yang baik saat mengusir parasit). Azimah terdiri dari tiga lapis: (1) Qasam pencipta — *billadzī khalaqakum wa shawwarakum* — mengingatkan asal kejadian jin, (2) Enam nama muḥriqah masing-masing 2× (Jaljal, Jalnīsy, Qahr, Barhah, Syathīsy, Syah) — adalah *asmā’ qahriyyah* yang membakar, diulang 2× untuk penekanan (*ta’kīd*), (3) Ayat *fa-ainamā tuwallū fatsamma wajhullāh* (QS</w:t>
       </w:r>
     </w:p>
     <w:p>
@@ -312,7 +312,7 @@
           <w:i w:val="0"/>
           <w:sz w:val="17"/>
         </w:rPr>
-        <w:t>Kegunaan: menetralisir gangguan ‘Athlūsh yang membuat amalan apapun (wirid, wafaq, hizib) selalu gagal/terbalik. Syarat sah: (1) Lakukan *ishrāf al-‘ummār* terlebih dahulu (bacaan ishrāf umum, tidak dirinci di sini — pakai ishrāf Qādiriyyah standar), (2) Tinta harus *shamgh* asli — jelaga bulu domba yang dibakar lalu dicampur minyak/air mawar hingga jadi pasta hitam, bukan spidol/tinta kimia, (3) Tulisan di telapak kanan (bukan kiri), (4) Pembukhuran *quzburah* kering — tabur di atas bara, asapi tangan 1-2 menit, (5) ‘Azīmah 21× dengan tangan terangkat menghadap kiblat, (6) Tidur dengan tangan di bawah kepala — posisi *taḥannuth* (seperti tidur Rasul), bukan di atas bantal, (7) Pagi harinya hapus dengan air suci (air hujan/sumur yang tidak terkena matahari lebih utama — lihat Hal11), masukkan ke botol kaca bening (bukan plastik), (8) Ulangi 7 hari — jangan terputus; jika terputus karena haid/safar, ulang dari hari 1, (9) Hari ke-7 setelah penggalian lubang, baca Ayat Kursi 1× (sampai *khālidūn* — QS Al-Baqarah:255 mencakup *hum fīhā khālidūn* dalam riwayat, maksudnya baca sampai akhir ayat) dan al-Mulk 3× (surah pelindung kubur), (10) Pantangan mutlak: *lā taltafit abadan* — jangan menoleh ke belakang setelah mengubur; menoleh membatalkan *hijab* (penutup) dan ‘Athlūsh kembali. Waktu: tidak terikat hari Rabu/Sabtu (berbeda dengan faedah mass), tetapi dianjurkan malam hari setelah Isya agar frekuensi ‘Athlūsh aktif.</w:t>
+        <w:t>Kegunaan: menetralisir gangguan ‘Athlūsy yang membuat amalan apapun (wirid, wafaq, hizib) selalu gagal/terbalik. Syarat sah: (1) Lakukan *ishrāf al-‘ummār* terlebih dahulu (bacaan ishrāf umum, tidak dirinci di sini — pakai ishrāf Qādiriyyah standar), (2) Tinta harus *shamgh* asli — jelaga bulu domba yang dibakar lalu dicampur minyak/air mawar hingga jadi pasta hitam, bukan spidol/tinta kimia, (3) Tulisan di telapak kanan (bukan kiri), (4) Pembukhuran *quzburah* kering — tabur di atas bara, asapi tangan 1-2 menit, (5) ‘Azīmah 21× dengan tangan terangkat menghadap kiblat, (6) Tidur dengan tangan di bawah kepala — posisi *taḥannuth* (seperti tidur Rasul), bukan di atas bantal, (7) Pagi harinya hapus dengan air suci (air hujan/sumur yang tidak terkena matahari lebih utama — lihat Hal11), masukkan ke botol kaca bening (bukan plastik), (8) Ulangi 7 hari — jangan terputus; jika terputus karena haid/safar, ulang dari hari 1, (9) Hari ke-7 setelah penggalian lubang, baca Ayat Kursi 1× (sampai *khālidūn* — QS Al-Baqarah:255 mencakup *hum fīhā khālidūn* dalam riwayat, maksudnya baca sampai akhir ayat) dan al-Mulk 3× (surah pelindung kubur), (10) Pantangan mutlak: *lā taltafit abadan* — jangan menoleh ke belakang setelah mengubur; menoleh membatalkan *hijab* (penutup) dan ‘Athlūsy kembali. Waktu: tidak terikat hari Rabu/Sabtu (berbeda dengan faedah mass), tetapi dianjurkan malam hari setelah Isya agar frekuensi ‘Athlūsy aktif.</w:t>
       </w:r>
     </w:p>
     <w:p>
@@ -328,7 +328,7 @@
         </w:rPr>
         <w:t>![Halaman 15 — Scan 300 DPI](hal_15.png)</w:t>
         <w:br/>
-        <w:t>[Gambar: Halaman 15 — Faedah ‘Athlūsh 1/2 — 21× azimah — 7 hari botol]</w:t>
+        <w:t>[Gambar: Halaman 15 — Faedah ‘Athlūsy 1/2 — 21× azimah — 7 hari botol]</w:t>
       </w:r>
     </w:p>
     <w:p>
